--- a/public/uploads/swakelola/sppg/D. 4. Catatan Penyimpangan Evaluasi dan Bukti Tindak Lanjut.docx
+++ b/public/uploads/swakelola/sppg/D. 4. Catatan Penyimpangan Evaluasi dan Bukti Tindak Lanjut.docx
@@ -4,42 +4,47 @@
   <w:body>
     <w:p>
       <w:pPr>
-        <w:spacing w:before="0" w:after="40"/>
+        <w:spacing w:before="0" w:after="200" w:line="240" w:lineRule="auto"/>
         <w:jc w:val="center"/>
       </w:pPr>
       <w:r>
-        <w:rPr>
-          <w:rFonts w:ascii="Arial" w:hAnsi="Arial"/>
-          <w:b/>
-          <w:sz w:val="22"/>
-        </w:rPr>
-        <w:t>KEMENTERIAN PEKERJAAN UMUM</w:t>
-        <w:br/>
-        <w:t>DIREKTORAT JENDERAL PRASARANA STRATEGIS</w:t>
-        <w:br/>
-        <w:t>SATUAN KERJA PELAKSANAAN PRASARANA STRATEGIS RIAU</w:t>
-        <w:br/>
+        <w:drawing>
+          <wp:inline xmlns:a="http://schemas.openxmlformats.org/drawingml/2006/main" xmlns:pic="http://schemas.openxmlformats.org/drawingml/2006/picture">
+            <wp:extent cx="5940000" cy="876504"/>
+            <wp:docPr id="1" name="Picture 1"/>
+            <wp:cNvGraphicFramePr>
+              <a:graphicFrameLocks noChangeAspect="1"/>
+            </wp:cNvGraphicFramePr>
+            <a:graphic>
+              <a:graphicData uri="http://schemas.openxmlformats.org/drawingml/2006/picture">
+                <pic:pic>
+                  <pic:nvPicPr>
+                    <pic:cNvPr id="0" name="1775466518_6770018a33b3f91eebd0.png"/>
+                    <pic:cNvPicPr/>
+                  </pic:nvPicPr>
+                  <pic:blipFill>
+                    <a:blip r:embed="rId9"/>
+                    <a:stretch>
+                      <a:fillRect/>
+                    </a:stretch>
+                  </pic:blipFill>
+                  <pic:spPr>
+                    <a:xfrm>
+                      <a:off x="0" y="0"/>
+                      <a:ext cx="5940000" cy="876504"/>
+                    </a:xfrm>
+                    <a:prstGeom prst="rect"/>
+                  </pic:spPr>
+                </pic:pic>
+              </a:graphicData>
+            </a:graphic>
+          </wp:inline>
+        </w:drawing>
       </w:r>
     </w:p>
     <w:p>
       <w:pPr>
-        <w:spacing w:before="0" w:after="160"/>
-        <w:jc w:val="center"/>
-      </w:pPr>
-      <w:r>
-        <w:rPr>
-          <w:rFonts w:ascii="Arial" w:hAnsi="Arial"/>
-          <w:color w:val="787878"/>
-          <w:sz w:val="17"/>
-        </w:rPr>
-        <w:t>Jalan Bakti, Ruko Komplek Mutiara Asri Garden, Sidomulyo Timur, Marpoyan Damai, Pekanbaru</w:t>
-        <w:br/>
-        <w:t>—————————————————————————————————————————————————————————————————</w:t>
-      </w:r>
-    </w:p>
-    <w:p>
-      <w:pPr>
-        <w:spacing w:before="160" w:after="200"/>
+        <w:spacing w:before="40" w:after="40" w:line="276" w:lineRule="auto"/>
         <w:jc w:val="center"/>
       </w:pPr>
       <w:r>
@@ -49,165 +54,796 @@
           <w:sz w:val="23"/>
         </w:rPr>
         <w:t>CATATAN EVALUASI PENGENDALIAN DAN BUKTI TINDAK LANJUT</w:t>
-        <w:br/>
       </w:r>
+    </w:p>
+    <w:p>
+      <w:pPr>
+        <w:spacing w:before="0" w:after="40" w:line="276" w:lineRule="auto"/>
+        <w:jc w:val="center"/>
+      </w:pPr>
       <w:r>
         <w:rPr>
           <w:rFonts w:ascii="Arial" w:hAnsi="Arial"/>
           <w:b/>
-          <w:sz w:val="23"/>
+          <w:sz w:val="22"/>
         </w:rPr>
         <w:t>KEGIATAN SWAKELOLA TIPE I</w:t>
-        <w:br/>
       </w:r>
+    </w:p>
+    <w:p>
+      <w:pPr>
+        <w:spacing w:before="0" w:after="200" w:line="276" w:lineRule="auto"/>
+        <w:jc w:val="center"/>
+      </w:pPr>
       <w:r>
         <w:rPr>
           <w:rFonts w:ascii="Arial" w:hAnsi="Arial"/>
           <w:b/>
-          <w:sz w:val="23"/>
+          <w:sz w:val="22"/>
         </w:rPr>
         <w:t>ADMINISTRASI KEGIATAN PEMBANGUNAN GEDUNG SPPG PROVINSI RIAU TA 2025</w:t>
       </w:r>
     </w:p>
     <w:p>
+      <w:pPr>
+        <w:keepNext/>
+        <w:spacing w:before="160" w:after="80"/>
+        <w:jc w:val="left"/>
+      </w:pPr>
       <w:r>
         <w:rPr>
           <w:rFonts w:ascii="Arial" w:hAnsi="Arial"/>
-          <w:sz w:val="19"/>
+          <w:b/>
+          <w:sz w:val="21"/>
         </w:rPr>
         <w:t>I. EVALUASI DEVIASI FISIK DAN KEUANGAN</w:t>
-        <w:br/>
-        <w:t>1. Evaluasi Capaian Fisik: Tidak terdapat keterlambatan fisik maupun deviasi negatif terhadap jadwal pelaksanaan kegiatan. Seluruh tahapan monitoring dan pendampingan administrasi selesai tepat waktu sebelum penutupan tahun anggaran 2025.</w:t>
-        <w:br/>
-        <w:t>2. Evaluasi Capaian Keuangan: Terdapat perbedaan antara nilai Pagu Anggaran (Rp 413.000.000,-) dengan Realisasi Anggaran (Rp 141.159.100,-) dengan selisih Rp 271.840.900,-.</w:t>
-        <w:br/>
-        <w:br/>
-        <w:t>II. PENJELASAN DAN BUKTI TINDAK LANJUT</w:t>
-        <w:br/>
-        <w:t>1. Penjelasan Selisih: Selisih pagu sebesar Rp 271.840.900,- bukan merupakan kegagalan output pekerjaan, melainkan bentuk efisiensi penggunaan keuangan negara berdasarkan prinsip pengeluaran riil (at cost) dan penyesuaian intensitas perjalanan dinas sesuai kebutuhan riil verifikasi calon lokasi SPPG yang telah ditetapkan BGN.</w:t>
-        <w:br/>
-        <w:t>2. Bukti Tindak Lanjut: Sisa pagu anggaran secara otomatis terkunci pada Sistem Perbendaharaan dan Anggaran Negara (SPAN) Kementerian Keuangan dan kembali ke Rekening Kas Umum Negara (RKUN) tanpa ada pencairan fiktif.</w:t>
-        <w:br/>
-        <w:t>3. Rekomendasi Tindak Lanjut Administrasi: Melengkapi dokumen tata kelola swakelola Tipe I secara menyeluruh dari tahap A hingga E untuk memenuhi standar tertib administrasi BPKP dan Inspektorat Jenderal Kementerian PU.</w:t>
       </w:r>
     </w:p>
     <w:p>
       <w:pPr>
-        <w:spacing w:before="280" w:after="80"/>
-        <w:jc w:val="right"/>
+        <w:spacing w:before="0" w:after="120" w:line="300" w:lineRule="auto"/>
+        <w:jc w:val="both"/>
       </w:pPr>
       <w:r>
         <w:rPr>
           <w:rFonts w:ascii="Arial" w:hAnsi="Arial"/>
-          <w:sz w:val="20"/>
+          <w:b w:val="0"/>
+          <w:sz w:val="21"/>
         </w:rPr>
-        <w:t>Pekanbaru, 19 Desember 2025</w:t>
+        <w:t>Berdasarkan hasil pemantauan berkala dan rekonsiliasi realisasi pelaksanaan kegiatan Swakelola Tipe I Administrasi Kegiatan Pembangunan Gedung SPPG Provinsi Riau TA 2025, Tim Pengawas bersama PPK melakukan evaluasi terhadap potensi penyimpangan (deviasi) serta langkah tindak lanjut pengendalian sebagai berikut:</w:t>
       </w:r>
     </w:p>
     <w:tbl>
       <w:tblPr>
         <w:tblW w:type="auto" w:w="0"/>
         <w:jc w:val="center"/>
+        <w:tblLayout w:type="fixed"/>
         <w:tblLook w:firstColumn="1" w:firstRow="1" w:lastColumn="0" w:lastRow="0" w:noHBand="0" w:noVBand="1" w:val="04A0"/>
+        <w:tblBorders>
+          <w:top w:val="single" w:sz="4" w:space="0" w:color="444444"/>
+          <w:left w:val="single" w:sz="4" w:space="0" w:color="444444"/>
+          <w:bottom w:val="single" w:sz="4" w:space="0" w:color="444444"/>
+          <w:right w:val="single" w:sz="4" w:space="0" w:color="444444"/>
+          <w:insideH w:val="single" w:sz="4" w:space="0" w:color="444444"/>
+          <w:insideV w:val="single" w:sz="4" w:space="0" w:color="444444"/>
+        </w:tblBorders>
       </w:tblPr>
       <w:tblGrid>
-        <w:gridCol w:w="4608"/>
-        <w:gridCol w:w="4608"/>
+        <w:gridCol w:w="1871"/>
+        <w:gridCol w:w="1871"/>
+        <w:gridCol w:w="1871"/>
+        <w:gridCol w:w="1871"/>
+        <w:gridCol w:w="1871"/>
       </w:tblGrid>
       <w:tr>
+        <w:trPr>
+          <w:tblHeader/>
+          <w:cantSplit/>
+        </w:trPr>
         <w:tc>
           <w:tcPr>
-            <w:tcW w:type="dxa" w:w="4320"/>
+            <w:tcW w:type="dxa" w:w="454"/>
+            <w:vAlign w:val="center"/>
+            <w:shd w:fill="D9E2F3"/>
+            <w:tcMar>
+              <w:top w:w="90" w:type="dxa"/>
+              <w:bottom w:w="90" w:type="dxa"/>
+              <w:left w:w="110" w:type="dxa"/>
+              <w:right w:w="110" w:type="dxa"/>
+            </w:tcMar>
           </w:tcPr>
           <w:p>
             <w:pPr>
+              <w:spacing w:before="0" w:after="0" w:line="276" w:lineRule="auto"/>
               <w:jc w:val="center"/>
             </w:pPr>
             <w:r>
               <w:rPr>
                 <w:rFonts w:ascii="Arial" w:hAnsi="Arial"/>
                 <w:b/>
-                <w:sz w:val="20"/>
+                <w:sz w:val="19"/>
               </w:rPr>
-              <w:t>Ketua Tim Pengawas</w:t>
+              <w:t>No.</w:t>
             </w:r>
           </w:p>
         </w:tc>
         <w:tc>
           <w:tcPr>
-            <w:tcW w:type="dxa" w:w="4320"/>
+            <w:tcW w:type="dxa" w:w="1814"/>
+            <w:vAlign w:val="center"/>
+            <w:shd w:fill="D9E2F3"/>
+            <w:tcMar>
+              <w:top w:w="90" w:type="dxa"/>
+              <w:bottom w:w="90" w:type="dxa"/>
+              <w:left w:w="110" w:type="dxa"/>
+              <w:right w:w="110" w:type="dxa"/>
+            </w:tcMar>
           </w:tcPr>
           <w:p>
             <w:pPr>
+              <w:spacing w:before="0" w:after="0" w:line="276" w:lineRule="auto"/>
               <w:jc w:val="center"/>
             </w:pPr>
             <w:r>
               <w:rPr>
                 <w:rFonts w:ascii="Arial" w:hAnsi="Arial"/>
                 <w:b/>
-                <w:sz w:val="20"/>
+                <w:sz w:val="19"/>
               </w:rPr>
-              <w:t>Pejabat Pembuat Komitmen</w:t>
-              <w:br/>
-              <w:t>Pelaksanaan Prasarana Strategis</w:t>
+              <w:t>Aspek Evaluasi</w:t>
             </w:r>
           </w:p>
         </w:tc>
-      </w:tr>
-      <w:tr>
         <w:tc>
           <w:tcPr>
-            <w:tcW w:type="dxa" w:w="4320"/>
+            <w:tcW w:type="dxa" w:w="2324"/>
+            <w:vAlign w:val="center"/>
+            <w:shd w:fill="D9E2F3"/>
+            <w:tcMar>
+              <w:top w:w="90" w:type="dxa"/>
+              <w:bottom w:w="90" w:type="dxa"/>
+              <w:left w:w="110" w:type="dxa"/>
+              <w:right w:w="110" w:type="dxa"/>
+            </w:tcMar>
           </w:tcPr>
           <w:p>
             <w:pPr>
+              <w:spacing w:before="0" w:after="0" w:line="276" w:lineRule="auto"/>
               <w:jc w:val="center"/>
             </w:pPr>
             <w:r>
               <w:rPr>
                 <w:rFonts w:ascii="Arial" w:hAnsi="Arial"/>
                 <w:b/>
-                <w:sz w:val="20"/>
+                <w:sz w:val="19"/>
               </w:rPr>
-              <w:br/>
-              <w:br/>
-              <w:br/>
-              <w:br/>
-              <w:t>Hendra, S.T.</w:t>
-              <w:br/>
-              <w:t>NIP. 19770909 200902 1 005</w:t>
+              <w:t>Temuan / Kondisi Pelaksanaan</w:t>
             </w:r>
           </w:p>
         </w:tc>
         <w:tc>
           <w:tcPr>
-            <w:tcW w:type="dxa" w:w="4320"/>
+            <w:tcW w:type="dxa" w:w="2324"/>
+            <w:vAlign w:val="center"/>
+            <w:shd w:fill="D9E2F3"/>
+            <w:tcMar>
+              <w:top w:w="90" w:type="dxa"/>
+              <w:bottom w:w="90" w:type="dxa"/>
+              <w:left w:w="110" w:type="dxa"/>
+              <w:right w:w="110" w:type="dxa"/>
+            </w:tcMar>
           </w:tcPr>
           <w:p>
             <w:pPr>
+              <w:spacing w:before="0" w:after="0" w:line="276" w:lineRule="auto"/>
               <w:jc w:val="center"/>
             </w:pPr>
             <w:r>
               <w:rPr>
                 <w:rFonts w:ascii="Arial" w:hAnsi="Arial"/>
                 <w:b/>
-                <w:sz w:val="20"/>
+                <w:sz w:val="19"/>
               </w:rPr>
+              <w:t>Analisis Penyebab</w:t>
+            </w:r>
+          </w:p>
+        </w:tc>
+        <w:tc>
+          <w:tcPr>
+            <w:tcW w:type="dxa" w:w="2438"/>
+            <w:vAlign w:val="center"/>
+            <w:shd w:fill="D9E2F3"/>
+            <w:tcMar>
+              <w:top w:w="90" w:type="dxa"/>
+              <w:bottom w:w="90" w:type="dxa"/>
+              <w:left w:w="110" w:type="dxa"/>
+              <w:right w:w="110" w:type="dxa"/>
+            </w:tcMar>
+          </w:tcPr>
+          <w:p>
+            <w:pPr>
+              <w:spacing w:before="0" w:after="0" w:line="276" w:lineRule="auto"/>
+              <w:jc w:val="center"/>
+            </w:pPr>
+            <w:r>
+              <w:rPr>
+                <w:rFonts w:ascii="Arial" w:hAnsi="Arial"/>
+                <w:b/>
+                <w:sz w:val="19"/>
+              </w:rPr>
+              <w:t>Tindak Lanjut Pengendalian</w:t>
+            </w:r>
+          </w:p>
+        </w:tc>
+      </w:tr>
+      <w:tr>
+        <w:trPr>
+          <w:cantSplit/>
+        </w:trPr>
+        <w:tc>
+          <w:tcPr>
+            <w:tcW w:type="dxa" w:w="454"/>
+            <w:vAlign w:val="center"/>
+            <w:tcMar>
+              <w:top w:w="75" w:type="dxa"/>
+              <w:bottom w:w="75" w:type="dxa"/>
+              <w:left w:w="110" w:type="dxa"/>
+              <w:right w:w="110" w:type="dxa"/>
+            </w:tcMar>
+          </w:tcPr>
+          <w:p>
+            <w:pPr>
+              <w:spacing w:before="0" w:after="0" w:line="276" w:lineRule="auto"/>
+              <w:jc w:val="center"/>
+            </w:pPr>
+            <w:r>
+              <w:rPr>
+                <w:rFonts w:ascii="Arial" w:hAnsi="Arial"/>
+                <w:b w:val="0"/>
+                <w:sz w:val="19"/>
+              </w:rPr>
+              <w:t>1</w:t>
+            </w:r>
+          </w:p>
+        </w:tc>
+        <w:tc>
+          <w:tcPr>
+            <w:tcW w:type="dxa" w:w="1814"/>
+            <w:vAlign w:val="center"/>
+            <w:tcMar>
+              <w:top w:w="75" w:type="dxa"/>
+              <w:bottom w:w="75" w:type="dxa"/>
+              <w:left w:w="110" w:type="dxa"/>
+              <w:right w:w="110" w:type="dxa"/>
+            </w:tcMar>
+          </w:tcPr>
+          <w:p>
+            <w:pPr>
+              <w:spacing w:before="0" w:after="0" w:line="276" w:lineRule="auto"/>
+              <w:jc w:val="left"/>
+            </w:pPr>
+            <w:r>
+              <w:rPr>
+                <w:rFonts w:ascii="Arial" w:hAnsi="Arial"/>
+                <w:b w:val="0"/>
+                <w:sz w:val="19"/>
+              </w:rPr>
+              <w:t>Deviasi Jadwal &amp; Fisik</w:t>
+            </w:r>
+          </w:p>
+        </w:tc>
+        <w:tc>
+          <w:tcPr>
+            <w:tcW w:type="dxa" w:w="2324"/>
+            <w:vAlign w:val="center"/>
+            <w:tcMar>
+              <w:top w:w="75" w:type="dxa"/>
+              <w:bottom w:w="75" w:type="dxa"/>
+              <w:left w:w="110" w:type="dxa"/>
+              <w:right w:w="110" w:type="dxa"/>
+            </w:tcMar>
+          </w:tcPr>
+          <w:p>
+            <w:pPr>
+              <w:spacing w:before="0" w:after="0" w:line="276" w:lineRule="auto"/>
+              <w:jc w:val="both"/>
+            </w:pPr>
+            <w:r>
+              <w:rPr>
+                <w:rFonts w:ascii="Arial" w:hAnsi="Arial"/>
+                <w:b w:val="0"/>
+                <w:sz w:val="19"/>
+              </w:rPr>
+              <w:t>Tidak terdapat keterlambatan jadwal. Capaian fisik 100% selesai pada Desember 2025.</w:t>
+            </w:r>
+          </w:p>
+        </w:tc>
+        <w:tc>
+          <w:tcPr>
+            <w:tcW w:type="dxa" w:w="2324"/>
+            <w:vAlign w:val="center"/>
+            <w:tcMar>
+              <w:top w:w="75" w:type="dxa"/>
+              <w:bottom w:w="75" w:type="dxa"/>
+              <w:left w:w="110" w:type="dxa"/>
+              <w:right w:w="110" w:type="dxa"/>
+            </w:tcMar>
+          </w:tcPr>
+          <w:p>
+            <w:pPr>
+              <w:spacing w:before="0" w:after="0" w:line="276" w:lineRule="auto"/>
+              <w:jc w:val="both"/>
+            </w:pPr>
+            <w:r>
+              <w:rPr>
+                <w:rFonts w:ascii="Arial" w:hAnsi="Arial"/>
+                <w:b w:val="0"/>
+                <w:sz w:val="19"/>
+              </w:rPr>
+              <w:t>Perencanaan jadwal dan pembagian tugas tim berjalan efektif.</w:t>
+            </w:r>
+          </w:p>
+        </w:tc>
+        <w:tc>
+          <w:tcPr>
+            <w:tcW w:type="dxa" w:w="2438"/>
+            <w:vAlign w:val="center"/>
+            <w:tcMar>
+              <w:top w:w="75" w:type="dxa"/>
+              <w:bottom w:w="75" w:type="dxa"/>
+              <w:left w:w="110" w:type="dxa"/>
+              <w:right w:w="110" w:type="dxa"/>
+            </w:tcMar>
+          </w:tcPr>
+          <w:p>
+            <w:pPr>
+              <w:spacing w:before="0" w:after="0" w:line="276" w:lineRule="auto"/>
+              <w:jc w:val="both"/>
+            </w:pPr>
+            <w:r>
+              <w:rPr>
+                <w:rFonts w:ascii="Arial" w:hAnsi="Arial"/>
+                <w:b w:val="0"/>
+                <w:sz w:val="19"/>
+              </w:rPr>
+              <w:t>Mempertahankan tertib dokumentasi hingga serah terima akhir.</w:t>
+            </w:r>
+          </w:p>
+        </w:tc>
+      </w:tr>
+      <w:tr>
+        <w:trPr>
+          <w:cantSplit/>
+        </w:trPr>
+        <w:tc>
+          <w:tcPr>
+            <w:tcW w:type="dxa" w:w="454"/>
+            <w:vAlign w:val="center"/>
+            <w:tcMar>
+              <w:top w:w="75" w:type="dxa"/>
+              <w:bottom w:w="75" w:type="dxa"/>
+              <w:left w:w="110" w:type="dxa"/>
+              <w:right w:w="110" w:type="dxa"/>
+            </w:tcMar>
+          </w:tcPr>
+          <w:p>
+            <w:pPr>
+              <w:spacing w:before="0" w:after="0" w:line="276" w:lineRule="auto"/>
+              <w:jc w:val="center"/>
+            </w:pPr>
+            <w:r>
+              <w:rPr>
+                <w:rFonts w:ascii="Arial" w:hAnsi="Arial"/>
+                <w:b w:val="0"/>
+                <w:sz w:val="19"/>
+              </w:rPr>
+              <w:t>2</w:t>
+            </w:r>
+          </w:p>
+        </w:tc>
+        <w:tc>
+          <w:tcPr>
+            <w:tcW w:type="dxa" w:w="1814"/>
+            <w:vAlign w:val="center"/>
+            <w:tcMar>
+              <w:top w:w="75" w:type="dxa"/>
+              <w:bottom w:w="75" w:type="dxa"/>
+              <w:left w:w="110" w:type="dxa"/>
+              <w:right w:w="110" w:type="dxa"/>
+            </w:tcMar>
+          </w:tcPr>
+          <w:p>
+            <w:pPr>
+              <w:spacing w:before="0" w:after="0" w:line="276" w:lineRule="auto"/>
+              <w:jc w:val="left"/>
+            </w:pPr>
+            <w:r>
+              <w:rPr>
+                <w:rFonts w:ascii="Arial" w:hAnsi="Arial"/>
+                <w:b w:val="0"/>
+                <w:sz w:val="19"/>
+              </w:rPr>
+              <w:t>Deviasi Penyerapan Anggaran (Efisiensi 65,82%)</w:t>
+            </w:r>
+          </w:p>
+        </w:tc>
+        <w:tc>
+          <w:tcPr>
+            <w:tcW w:type="dxa" w:w="2324"/>
+            <w:vAlign w:val="center"/>
+            <w:tcMar>
+              <w:top w:w="75" w:type="dxa"/>
+              <w:bottom w:w="75" w:type="dxa"/>
+              <w:left w:w="110" w:type="dxa"/>
+              <w:right w:w="110" w:type="dxa"/>
+            </w:tcMar>
+          </w:tcPr>
+          <w:p>
+            <w:pPr>
+              <w:spacing w:before="0" w:after="0" w:line="276" w:lineRule="auto"/>
+              <w:jc w:val="both"/>
+            </w:pPr>
+            <w:r>
+              <w:rPr>
+                <w:rFonts w:ascii="Arial" w:hAnsi="Arial"/>
+                <w:b w:val="0"/>
+                <w:sz w:val="19"/>
+              </w:rPr>
+              <w:t>Realisasi keuangan Rp 141.159.100,- (34,18%) dari pagu Rp 413.000.000,-.</w:t>
+            </w:r>
+          </w:p>
+        </w:tc>
+        <w:tc>
+          <w:tcPr>
+            <w:tcW w:type="dxa" w:w="2324"/>
+            <w:vAlign w:val="center"/>
+            <w:tcMar>
+              <w:top w:w="75" w:type="dxa"/>
+              <w:bottom w:w="75" w:type="dxa"/>
+              <w:left w:w="110" w:type="dxa"/>
+              <w:right w:w="110" w:type="dxa"/>
+            </w:tcMar>
+          </w:tcPr>
+          <w:p>
+            <w:pPr>
+              <w:spacing w:before="0" w:after="0" w:line="276" w:lineRule="auto"/>
+              <w:jc w:val="both"/>
+            </w:pPr>
+            <w:r>
+              <w:rPr>
+                <w:rFonts w:ascii="Arial" w:hAnsi="Arial"/>
+                <w:b w:val="0"/>
+                <w:sz w:val="19"/>
+              </w:rPr>
+              <w:t>Rapat koordinasi dioptimalkan secara hybrid/internal dan perjalanan dinas dibayarkan sesuai pengeluaran riil (at cost).</w:t>
+            </w:r>
+          </w:p>
+        </w:tc>
+        <w:tc>
+          <w:tcPr>
+            <w:tcW w:type="dxa" w:w="2438"/>
+            <w:vAlign w:val="center"/>
+            <w:tcMar>
+              <w:top w:w="75" w:type="dxa"/>
+              <w:bottom w:w="75" w:type="dxa"/>
+              <w:left w:w="110" w:type="dxa"/>
+              <w:right w:w="110" w:type="dxa"/>
+            </w:tcMar>
+          </w:tcPr>
+          <w:p>
+            <w:pPr>
+              <w:spacing w:before="0" w:after="0" w:line="276" w:lineRule="auto"/>
+              <w:jc w:val="both"/>
+            </w:pPr>
+            <w:r>
+              <w:rPr>
+                <w:rFonts w:ascii="Arial" w:hAnsi="Arial"/>
+                <w:b w:val="0"/>
+                <w:sz w:val="19"/>
+              </w:rPr>
+              <w:t>Sisa pagu Rp 271.840.900,- dicatat sebagai efisiensi anggaran dalam BA Rekonsiliasi.</w:t>
+            </w:r>
+          </w:p>
+        </w:tc>
+      </w:tr>
+      <w:tr>
+        <w:trPr>
+          <w:cantSplit/>
+        </w:trPr>
+        <w:tc>
+          <w:tcPr>
+            <w:tcW w:type="dxa" w:w="454"/>
+            <w:vAlign w:val="center"/>
+            <w:tcMar>
+              <w:top w:w="75" w:type="dxa"/>
+              <w:bottom w:w="75" w:type="dxa"/>
+              <w:left w:w="110" w:type="dxa"/>
+              <w:right w:w="110" w:type="dxa"/>
+            </w:tcMar>
+          </w:tcPr>
+          <w:p>
+            <w:pPr>
+              <w:spacing w:before="0" w:after="0" w:line="276" w:lineRule="auto"/>
+              <w:jc w:val="center"/>
+            </w:pPr>
+            <w:r>
+              <w:rPr>
+                <w:rFonts w:ascii="Arial" w:hAnsi="Arial"/>
+                <w:b w:val="0"/>
+                <w:sz w:val="19"/>
+              </w:rPr>
+              <w:t>3</w:t>
+            </w:r>
+          </w:p>
+        </w:tc>
+        <w:tc>
+          <w:tcPr>
+            <w:tcW w:type="dxa" w:w="1814"/>
+            <w:vAlign w:val="center"/>
+            <w:tcMar>
+              <w:top w:w="75" w:type="dxa"/>
+              <w:bottom w:w="75" w:type="dxa"/>
+              <w:left w:w="110" w:type="dxa"/>
+              <w:right w:w="110" w:type="dxa"/>
+            </w:tcMar>
+          </w:tcPr>
+          <w:p>
+            <w:pPr>
+              <w:spacing w:before="0" w:after="0" w:line="276" w:lineRule="auto"/>
+              <w:jc w:val="both"/>
+            </w:pPr>
+            <w:r>
+              <w:rPr>
+                <w:rFonts w:ascii="Arial" w:hAnsi="Arial"/>
+                <w:b w:val="0"/>
+                <w:sz w:val="19"/>
+              </w:rPr>
+              <w:t>Penataan Dokumen Administrasi Swakelola (Tindak Lanjut LHA No. 9)</w:t>
+            </w:r>
+          </w:p>
+        </w:tc>
+        <w:tc>
+          <w:tcPr>
+            <w:tcW w:type="dxa" w:w="2324"/>
+            <w:vAlign w:val="center"/>
+            <w:tcMar>
+              <w:top w:w="75" w:type="dxa"/>
+              <w:bottom w:w="75" w:type="dxa"/>
+              <w:left w:w="110" w:type="dxa"/>
+              <w:right w:w="110" w:type="dxa"/>
+            </w:tcMar>
+          </w:tcPr>
+          <w:p>
+            <w:pPr>
+              <w:spacing w:before="0" w:after="0" w:line="276" w:lineRule="auto"/>
+              <w:jc w:val="both"/>
+            </w:pPr>
+            <w:r>
+              <w:rPr>
+                <w:rFonts w:ascii="Arial" w:hAnsi="Arial"/>
+                <w:b w:val="0"/>
+                <w:sz w:val="19"/>
+              </w:rPr>
+              <w:t>Perlunya penguatan kelengkapan dokumen perencanaan, persiapan, pengawasan, dan serah terima Swakelola.</w:t>
+            </w:r>
+          </w:p>
+        </w:tc>
+        <w:tc>
+          <w:tcPr>
+            <w:tcW w:type="dxa" w:w="2324"/>
+            <w:vAlign w:val="center"/>
+            <w:tcMar>
+              <w:top w:w="75" w:type="dxa"/>
+              <w:bottom w:w="75" w:type="dxa"/>
+              <w:left w:w="110" w:type="dxa"/>
+              <w:right w:w="110" w:type="dxa"/>
+            </w:tcMar>
+          </w:tcPr>
+          <w:p>
+            <w:pPr>
+              <w:spacing w:before="0" w:after="0" w:line="276" w:lineRule="auto"/>
+              <w:jc w:val="both"/>
+            </w:pPr>
+            <w:r>
+              <w:rPr>
+                <w:rFonts w:ascii="Arial" w:hAnsi="Arial"/>
+                <w:b w:val="0"/>
+                <w:sz w:val="19"/>
+              </w:rPr>
+              <w:t>Penyesuaian terhadap standar pemeriksaan dokumen tahapan Swakelola Tipe I (Perlem LKPP No. 3 Tahun 2021).</w:t>
+            </w:r>
+          </w:p>
+        </w:tc>
+        <w:tc>
+          <w:tcPr>
+            <w:tcW w:type="dxa" w:w="2438"/>
+            <w:vAlign w:val="center"/>
+            <w:tcMar>
+              <w:top w:w="75" w:type="dxa"/>
+              <w:bottom w:w="75" w:type="dxa"/>
+              <w:left w:w="110" w:type="dxa"/>
+              <w:right w:w="110" w:type="dxa"/>
+            </w:tcMar>
+          </w:tcPr>
+          <w:p>
+            <w:pPr>
+              <w:spacing w:before="0" w:after="0" w:line="276" w:lineRule="auto"/>
+              <w:jc w:val="both"/>
+            </w:pPr>
+            <w:r>
+              <w:rPr>
+                <w:rFonts w:ascii="Arial" w:hAnsi="Arial"/>
+                <w:b w:val="0"/>
+                <w:sz w:val="19"/>
+              </w:rPr>
+              <w:t>Melengkapi dan mengarsipkan seluruh 28 dokumen tahapan A s/d E secara terstruktur pada sistem informasi Satker.</w:t>
+            </w:r>
+          </w:p>
+        </w:tc>
+      </w:tr>
+    </w:tbl>
+    <w:p>
+      <w:pPr>
+        <w:spacing w:before="0" w:after="120"/>
+      </w:pPr>
+    </w:p>
+    <w:p>
+      <w:pPr>
+        <w:keepNext/>
+        <w:spacing w:before="160" w:after="80"/>
+        <w:jc w:val="left"/>
+      </w:pPr>
+      <w:r>
+        <w:rPr>
+          <w:rFonts w:ascii="Arial" w:hAnsi="Arial"/>
+          <w:b/>
+          <w:sz w:val="21"/>
+        </w:rPr>
+        <w:t>II. KESIMPULAN TINDAK LANJUT</w:t>
+      </w:r>
+    </w:p>
+    <w:p>
+      <w:pPr>
+        <w:spacing w:before="0" w:after="120" w:line="300" w:lineRule="auto"/>
+        <w:jc w:val="both"/>
+      </w:pPr>
+      <w:r>
+        <w:rPr>
+          <w:rFonts w:ascii="Arial" w:hAnsi="Arial"/>
+          <w:b w:val="0"/>
+          <w:sz w:val="21"/>
+        </w:rPr>
+        <w:t>Tidak ditemukan penyimpangan keuangan yang merugikan negara dalam pelaksanaan kegiatan ini. Seluruh catatan evaluasi administratif telah ditindaklanjuti secara tuntas oleh Tim Pelaksana dan diverifikasi oleh Tim Pengawas.</w:t>
+      </w:r>
+    </w:p>
+    <w:tbl>
+      <w:tblPr>
+        <w:tblW w:type="auto" w:w="0"/>
+        <w:jc w:val="center"/>
+        <w:tblLayout w:type="fixed"/>
+        <w:tblLook w:firstColumn="1" w:firstRow="1" w:lastColumn="0" w:lastRow="0" w:noHBand="0" w:noVBand="1" w:val="04A0"/>
+        <w:tblBorders>
+          <w:top w:val="none" w:sz="0" w:space="0" w:color="auto"/>
+          <w:left w:val="none" w:sz="0" w:space="0" w:color="auto"/>
+          <w:bottom w:val="none" w:sz="0" w:space="0" w:color="auto"/>
+          <w:right w:val="none" w:sz="0" w:space="0" w:color="auto"/>
+          <w:insideH w:val="none" w:sz="0" w:space="0" w:color="auto"/>
+          <w:insideV w:val="none" w:sz="0" w:space="0" w:color="auto"/>
+        </w:tblBorders>
+      </w:tblPr>
+      <w:tblGrid>
+        <w:gridCol w:w="4677"/>
+        <w:gridCol w:w="4677"/>
+      </w:tblGrid>
+      <w:tr>
+        <w:trPr>
+          <w:cantSplit/>
+        </w:trPr>
+        <w:tc>
+          <w:tcPr>
+            <w:tcW w:type="dxa" w:w="4677"/>
+          </w:tcPr>
+          <w:p>
+            <w:pPr>
+              <w:spacing w:before="160" w:line="276" w:lineRule="auto"/>
+              <w:jc w:val="left"/>
+            </w:pPr>
+            <w:r>
+              <w:rPr>
+                <w:rFonts w:ascii="Arial" w:hAnsi="Arial"/>
+                <w:sz w:val="21"/>
+              </w:rPr>
+              <w:t>Mengetahui,</w:t>
+              <w:br/>
+            </w:r>
+            <w:r>
+              <w:rPr>
+                <w:rFonts w:ascii="Arial" w:hAnsi="Arial"/>
+                <w:b/>
+                <w:sz w:val="21"/>
+              </w:rPr>
+              <w:t>Pejabat Pembuat Komitmen (PPK)</w:t>
+              <w:br/>
+              <w:t>Satker Pelaksanaan Prasarana Strategis Riau,</w:t>
               <w:br/>
               <w:br/>
               <w:br/>
               <w:br/>
+            </w:r>
+            <w:r>
+              <w:rPr>
+                <w:rFonts w:ascii="Arial" w:hAnsi="Arial"/>
+                <w:b/>
+                <w:sz w:val="21"/>
+                <w:u w:val="single"/>
+              </w:rPr>
               <w:t>Nurhidayat Nugroho, S.Ars.</w:t>
               <w:br/>
+            </w:r>
+            <w:r>
+              <w:rPr>
+                <w:rFonts w:ascii="Arial" w:hAnsi="Arial"/>
+                <w:sz w:val="21"/>
+              </w:rPr>
               <w:t>NIP. 19901221 201802 1 001</w:t>
+            </w:r>
+          </w:p>
+        </w:tc>
+        <w:tc>
+          <w:tcPr>
+            <w:tcW w:type="dxa" w:w="4677"/>
+          </w:tcPr>
+          <w:p>
+            <w:pPr>
+              <w:spacing w:before="160" w:line="276" w:lineRule="auto"/>
+              <w:jc w:val="left"/>
+            </w:pPr>
+            <w:r>
+              <w:rPr>
+                <w:rFonts w:ascii="Arial" w:hAnsi="Arial"/>
+                <w:sz w:val="21"/>
+              </w:rPr>
+              <w:t>Pekanbaru, 19 Desember 2025</w:t>
+              <w:br/>
+              <w:t>Dievaluasi oleh,</w:t>
+              <w:br/>
+            </w:r>
+            <w:r>
+              <w:rPr>
+                <w:rFonts w:ascii="Arial" w:hAnsi="Arial"/>
+                <w:b/>
+                <w:sz w:val="21"/>
+              </w:rPr>
+              <w:t>Ketua Tim Pengawas Swakelola,</w:t>
+              <w:br/>
+              <w:br/>
+              <w:br/>
+              <w:br/>
+            </w:r>
+            <w:r>
+              <w:rPr>
+                <w:rFonts w:ascii="Arial" w:hAnsi="Arial"/>
+                <w:b/>
+                <w:sz w:val="21"/>
+                <w:u w:val="single"/>
+              </w:rPr>
+              <w:t>Hendra, S.T.</w:t>
+              <w:br/>
+            </w:r>
+            <w:r>
+              <w:rPr>
+                <w:rFonts w:ascii="Arial" w:hAnsi="Arial"/>
+                <w:sz w:val="21"/>
+              </w:rPr>
+              <w:t>NIP. 19770909 200902 1 005</w:t>
             </w:r>
           </w:p>
         </w:tc>
       </w:tr>
     </w:tbl>
     <w:sectPr>
-      <w:pgSz w:w="12240" w:h="15840"/>
-      <w:pgMar w:top="1440" w:right="1800" w:bottom="1440" w:left="1800" w:header="720" w:footer="720" w:gutter="0"/>
+      <w:pgSz w:w="11906" w:h="16838"/>
+      <w:pgMar w:top="1020" w:right="1276" w:bottom="1134" w:left="1276" w:header="720" w:footer="720" w:gutter="0"/>
       <w:cols w:space="720"/>
       <w:docGrid w:linePitch="360"/>
     </w:sectPr>
@@ -578,6 +1214,14 @@
     <w:name w:val="Normal"/>
     <w:qFormat/>
     <w:rsid w:val="00FC693F"/>
+    <w:pPr>
+      <w:spacing w:line="288" w:lineRule="auto" w:after="80"/>
+    </w:pPr>
+    <w:rPr>
+      <w:rFonts w:ascii="Arial" w:hAnsi="Arial"/>
+      <w:color w:val="000000"/>
+      <w:sz w:val="21"/>
+    </w:rPr>
   </w:style>
   <w:style w:type="paragraph" w:styleId="Header">
     <w:name w:val="header"/>
